--- a/pr-preview/pr-90/chapters/10-random-variability-tracked-changes.docx
+++ b/pr-preview/pr-90/chapters/10-random-variability-tracked-changes.docx
@@ -1561,28 +1561,26 @@
               </m:r>
             </m:e>
           </m:acc>
-          <m:r>
-            <m:rPr>
-              <m:sty m:val="p"/>
-            </m:rPr>
-            <m:t>(</m:t>
-          </m:r>
-          <m:acc>
-            <m:accPr>
-              <m:chr m:val="̂"/>
-            </m:accPr>
+          <m:d>
+            <m:dPr>
+              <m:begChr m:val="("/>
+              <m:sepChr m:val=""/>
+              <m:endChr m:val=")"/>
+              <m:grow/>
+            </m:dPr>
             <m:e>
-              <m:r>
-                <m:t>θ</m:t>
-              </m:r>
+              <m:acc>
+                <m:accPr>
+                  <m:chr m:val="̂"/>
+                </m:accPr>
+                <m:e>
+                  <m:r>
+                    <m:t>θ</m:t>
+                  </m:r>
+                </m:e>
+              </m:acc>
             </m:e>
-          </m:acc>
-          <m:r>
-            <m:rPr>
-              <m:sty m:val="p"/>
-            </m:rPr>
-            <m:t>)</m:t>
-          </m:r>
+          </m:d>
           <m:r>
             <m:rPr>
               <m:sty m:val="p"/>
@@ -1621,28 +1619,26 @@
             </m:r>
           </m:e>
         </m:acc>
-        <m:r>
-          <m:rPr>
-            <m:sty m:val="p"/>
-          </m:rPr>
-          <m:t>(</m:t>
-        </m:r>
-        <m:acc>
-          <m:accPr>
-            <m:chr m:val="̂"/>
-          </m:accPr>
+        <m:d>
+          <m:dPr>
+            <m:begChr m:val="("/>
+            <m:sepChr m:val=""/>
+            <m:endChr m:val=")"/>
+            <m:grow/>
+          </m:dPr>
           <m:e>
-            <m:r>
-              <m:t>θ</m:t>
-            </m:r>
+            <m:acc>
+              <m:accPr>
+                <m:chr m:val="̂"/>
+              </m:accPr>
+              <m:e>
+                <m:r>
+                  <m:t>θ</m:t>
+                </m:r>
+              </m:e>
+            </m:acc>
           </m:e>
-        </m:acc>
-        <m:r>
-          <m:rPr>
-            <m:sty m:val="p"/>
-          </m:rPr>
-          <m:t>)</m:t>
-        </m:r>
+        </m:d>
       </m:oMath>
       <w:ins w:id="22" w:author="PR Preview" w:date="2024-01-01T00:00:00Z">
         <w:r>
@@ -2008,28 +2004,26 @@
                         </m:r>
                       </m:e>
                     </m:acc>
-                    <m:r>
-                      <m:rPr>
-                        <m:sty m:val="p"/>
-                      </m:rPr>
-                      <m:t>(</m:t>
-                    </m:r>
-                    <m:acc>
-                      <m:accPr>
-                        <m:chr m:val="̂"/>
-                      </m:accPr>
+                    <m:d>
+                      <m:dPr>
+                        <m:begChr m:val="("/>
+                        <m:sepChr m:val=""/>
+                        <m:endChr m:val=")"/>
+                        <m:grow/>
+                      </m:dPr>
                       <m:e>
-                        <m:r>
-                          <m:t>p</m:t>
-                        </m:r>
+                        <m:acc>
+                          <m:accPr>
+                            <m:chr m:val="̂"/>
+                          </m:accPr>
+                          <m:e>
+                            <m:r>
+                              <m:t>p</m:t>
+                            </m:r>
+                          </m:e>
+                        </m:acc>
                       </m:e>
-                    </m:acc>
-                    <m:r>
-                      <m:rPr>
-                        <m:sty m:val="p"/>
-                      </m:rPr>
-                      <m:t>)</m:t>
-                    </m:r>
+                    </m:d>
                     <m:r>
                       <m:t>&amp;</m:t>
                     </m:r>
@@ -13453,28 +13447,26 @@
                   </m:r>
                 </m:e>
               </m:acc>
-              <m:r>
-                <m:rPr>
-                  <m:sty m:val="p"/>
-                </m:rPr>
-                <m:t>(</m:t>
-              </m:r>
-              <m:acc>
-                <m:accPr>
-                  <m:chr m:val="̃"/>
-                </m:accPr>
+              <m:d>
+                <m:dPr>
+                  <m:begChr m:val="("/>
+                  <m:sepChr m:val=""/>
+                  <m:endChr m:val=")"/>
+                  <m:grow/>
+                </m:dPr>
                 <m:e>
-                  <m:r>
-                    <m:t>S</m:t>
-                  </m:r>
+                  <m:acc>
+                    <m:accPr>
+                      <m:chr m:val="̃"/>
+                    </m:accPr>
+                    <m:e>
+                      <m:r>
+                        <m:t>S</m:t>
+                      </m:r>
+                    </m:e>
+                  </m:acc>
                 </m:e>
-              </m:acc>
-              <m:r>
-                <m:rPr>
-                  <m:sty m:val="p"/>
-                </m:rPr>
-                <m:t>)</m:t>
-              </m:r>
+              </m:d>
             </m:oMath>
             <w:r>
               <w:t xml:space="preserve">, which is approximately standard normal in large samples.</w:t>
@@ -16591,32 +16583,30 @@
                   </m:r>
                 </m:e>
               </m:acc>
-              <m:r>
-                <m:rPr>
-                  <m:sty m:val="p"/>
-                </m:rPr>
-                <m:t>(</m:t>
-              </m:r>
-              <m:acc>
-                <m:accPr>
-                  <m:chr m:val="̂"/>
-                </m:accPr>
+              <m:d>
+                <m:dPr>
+                  <m:begChr m:val="("/>
+                  <m:sepChr m:val=""/>
+                  <m:endChr m:val=")"/>
+                  <m:grow/>
+                </m:dPr>
                 <m:e>
-                  <m:r>
-                    <m:rPr>
-                      <m:nor/>
-                      <m:sty m:val="p"/>
-                    </m:rPr>
-                    <m:t>sRD</m:t>
-                  </m:r>
+                  <m:acc>
+                    <m:accPr>
+                      <m:chr m:val="̂"/>
+                    </m:accPr>
+                    <m:e>
+                      <m:r>
+                        <m:rPr>
+                          <m:nor/>
+                          <m:sty m:val="p"/>
+                        </m:rPr>
+                        <m:t>sRD</m:t>
+                      </m:r>
+                    </m:e>
+                  </m:acc>
                 </m:e>
-              </m:acc>
-              <m:r>
-                <m:rPr>
-                  <m:sty m:val="p"/>
-                </m:rPr>
-                <m:t>)</m:t>
-              </m:r>
+              </m:d>
               <m:r>
                 <m:t>&amp;</m:t>
               </m:r>
@@ -18483,41 +18473,43 @@
             </w:r>
             <m:oMath>
               <m:r>
+                <m:rPr>
+                  <m:nor/>
+                  <m:sty m:val="p"/>
+                </m:rPr>
                 <m:t>E</m:t>
               </m:r>
-              <m:r>
-                <m:rPr>
-                  <m:sty m:val="p"/>
-                </m:rPr>
-                <m:t>[</m:t>
-              </m:r>
-              <m:r>
-                <m:t>Y</m:t>
-              </m:r>
-              <m:r>
-                <m:rPr>
-                  <m:sty m:val="p"/>
-                </m:rPr>
-                <m:t>∣</m:t>
-              </m:r>
-              <m:r>
-                <m:t>A</m:t>
-              </m:r>
-              <m:r>
-                <m:rPr>
-                  <m:sty m:val="p"/>
-                </m:rPr>
-                <m:t>=</m:t>
-              </m:r>
-              <m:r>
-                <m:t>1</m:t>
-              </m:r>
-              <m:r>
-                <m:rPr>
-                  <m:sty m:val="p"/>
-                </m:rPr>
-                <m:t>]</m:t>
-              </m:r>
+              <m:d>
+                <m:dPr>
+                  <m:begChr m:val="["/>
+                  <m:sepChr m:val=""/>
+                  <m:endChr m:val="]"/>
+                  <m:grow/>
+                </m:dPr>
+                <m:e>
+                  <m:r>
+                    <m:t>Y</m:t>
+                  </m:r>
+                  <m:r>
+                    <m:rPr>
+                      <m:sty m:val="p"/>
+                    </m:rPr>
+                    <m:t>∣</m:t>
+                  </m:r>
+                  <m:r>
+                    <m:t>A</m:t>
+                  </m:r>
+                  <m:r>
+                    <m:rPr>
+                      <m:sty m:val="p"/>
+                    </m:rPr>
+                    <m:t>=</m:t>
+                  </m:r>
+                  <m:r>
+                    <m:t>1</m:t>
+                  </m:r>
+                </m:e>
+              </m:d>
               <m:r>
                 <m:rPr>
                   <m:sty m:val="p"/>
@@ -18525,41 +18517,43 @@
                 <m:t>−</m:t>
               </m:r>
               <m:r>
+                <m:rPr>
+                  <m:nor/>
+                  <m:sty m:val="p"/>
+                </m:rPr>
                 <m:t>E</m:t>
               </m:r>
-              <m:r>
-                <m:rPr>
-                  <m:sty m:val="p"/>
-                </m:rPr>
-                <m:t>[</m:t>
-              </m:r>
-              <m:r>
-                <m:t>Y</m:t>
-              </m:r>
-              <m:r>
-                <m:rPr>
-                  <m:sty m:val="p"/>
-                </m:rPr>
-                <m:t>∣</m:t>
-              </m:r>
-              <m:r>
-                <m:t>A</m:t>
-              </m:r>
-              <m:r>
-                <m:rPr>
-                  <m:sty m:val="p"/>
-                </m:rPr>
-                <m:t>=</m:t>
-              </m:r>
-              <m:r>
-                <m:t>0</m:t>
-              </m:r>
-              <m:r>
-                <m:rPr>
-                  <m:sty m:val="p"/>
-                </m:rPr>
-                <m:t>]</m:t>
-              </m:r>
+              <m:d>
+                <m:dPr>
+                  <m:begChr m:val="["/>
+                  <m:sepChr m:val=""/>
+                  <m:endChr m:val="]"/>
+                  <m:grow/>
+                </m:dPr>
+                <m:e>
+                  <m:r>
+                    <m:t>Y</m:t>
+                  </m:r>
+                  <m:r>
+                    <m:rPr>
+                      <m:sty m:val="p"/>
+                    </m:rPr>
+                    <m:t>∣</m:t>
+                  </m:r>
+                  <m:r>
+                    <m:t>A</m:t>
+                  </m:r>
+                  <m:r>
+                    <m:rPr>
+                      <m:sty m:val="p"/>
+                    </m:rPr>
+                    <m:t>=</m:t>
+                  </m:r>
+                  <m:r>
+                    <m:t>0</m:t>
+                  </m:r>
+                </m:e>
+              </m:d>
             </m:oMath>
             <w:r>
               <w:t xml:space="preserve"> </w:t>
